--- a/Collection types.docx
+++ b/Collection types.docx
@@ -9,12 +9,12 @@
         <w:tblLook w:val="04A0" w:firstRow="1" w:lastRow="0" w:firstColumn="1" w:lastColumn="0" w:noHBand="0" w:noVBand="1"/>
       </w:tblPr>
       <w:tblGrid>
-        <w:gridCol w:w="1297"/>
+        <w:gridCol w:w="1345"/>
         <w:gridCol w:w="2369"/>
-        <w:gridCol w:w="1355"/>
-        <w:gridCol w:w="1199"/>
-        <w:gridCol w:w="1231"/>
-        <w:gridCol w:w="1565"/>
+        <w:gridCol w:w="1390"/>
+        <w:gridCol w:w="1271"/>
+        <w:gridCol w:w="1295"/>
+        <w:gridCol w:w="1346"/>
       </w:tblGrid>
       <w:tr>
         <w:tc>
@@ -157,13 +157,17 @@
           </w:tcPr>
           <w:p>
             <w:r>
-              <w:t>print(dir(</w:t>
-            </w:r>
-            <w:r>
-              <w:t>str</w:t>
-            </w:r>
-            <w:r>
-              <w:t>))</w:t>
+              <w:t>Upper()</w:t>
+            </w:r>
+          </w:p>
+          <w:p>
+            <w:r>
+              <w:t>Casefold()</w:t>
+            </w:r>
+          </w:p>
+          <w:p>
+            <w:r>
+              <w:t>Find()</w:t>
             </w:r>
           </w:p>
           <w:p/>
@@ -234,10 +238,24 @@
           </w:tcPr>
           <w:p>
             <w:r>
-              <w:t>print(dir(list))</w:t>
-            </w:r>
-          </w:p>
-          <w:p/>
+              <w:t>Append()</w:t>
+            </w:r>
+          </w:p>
+          <w:p>
+            <w:r>
+              <w:t>Insert()</w:t>
+            </w:r>
+          </w:p>
+          <w:p>
+            <w:r>
+              <w:t>Remove()</w:t>
+            </w:r>
+          </w:p>
+          <w:p>
+            <w:r>
+              <w:t>Copy()</w:t>
+            </w:r>
+          </w:p>
         </w:tc>
       </w:tr>
       <w:tr>
@@ -255,31 +273,56 @@
           <w:tcPr>
             <w:tcW w:w="1502" w:type="dxa"/>
           </w:tcPr>
-          <w:p/>
-        </w:tc>
-        <w:tc>
-          <w:tcPr>
-            <w:tcW w:w="1503" w:type="dxa"/>
-          </w:tcPr>
-          <w:p/>
-        </w:tc>
-        <w:tc>
-          <w:tcPr>
-            <w:tcW w:w="1503" w:type="dxa"/>
-          </w:tcPr>
-          <w:p/>
-        </w:tc>
-        <w:tc>
-          <w:tcPr>
-            <w:tcW w:w="1503" w:type="dxa"/>
-          </w:tcPr>
-          <w:p/>
-        </w:tc>
-        <w:tc>
-          <w:tcPr>
-            <w:tcW w:w="1503" w:type="dxa"/>
-          </w:tcPr>
-          <w:p/>
+          <w:p>
+            <w:r>
+              <w:t>Tup = (100,200,300)</w:t>
+            </w:r>
+          </w:p>
+        </w:tc>
+        <w:tc>
+          <w:tcPr>
+            <w:tcW w:w="1503" w:type="dxa"/>
+          </w:tcPr>
+          <w:p>
+            <w:r>
+              <w:t xml:space="preserve">Immutable </w:t>
+            </w:r>
+          </w:p>
+        </w:tc>
+        <w:tc>
+          <w:tcPr>
+            <w:tcW w:w="1503" w:type="dxa"/>
+          </w:tcPr>
+          <w:p>
+            <w:r>
+              <w:t>yes</w:t>
+            </w:r>
+          </w:p>
+        </w:tc>
+        <w:tc>
+          <w:tcPr>
+            <w:tcW w:w="1503" w:type="dxa"/>
+          </w:tcPr>
+          <w:p>
+            <w:r>
+              <w:t>yes</w:t>
+            </w:r>
+          </w:p>
+        </w:tc>
+        <w:tc>
+          <w:tcPr>
+            <w:tcW w:w="1503" w:type="dxa"/>
+          </w:tcPr>
+          <w:p>
+            <w:r>
+              <w:t>Index()</w:t>
+            </w:r>
+          </w:p>
+          <w:p>
+            <w:r>
+              <w:t>Count()</w:t>
+            </w:r>
+          </w:p>
         </w:tc>
       </w:tr>
       <w:tr>
@@ -297,25 +340,46 @@
           <w:tcPr>
             <w:tcW w:w="1502" w:type="dxa"/>
           </w:tcPr>
-          <w:p/>
-        </w:tc>
-        <w:tc>
-          <w:tcPr>
-            <w:tcW w:w="1503" w:type="dxa"/>
-          </w:tcPr>
-          <w:p/>
-        </w:tc>
-        <w:tc>
-          <w:tcPr>
-            <w:tcW w:w="1503" w:type="dxa"/>
-          </w:tcPr>
-          <w:p/>
-        </w:tc>
-        <w:tc>
-          <w:tcPr>
-            <w:tcW w:w="1503" w:type="dxa"/>
-          </w:tcPr>
-          <w:p/>
+          <w:p>
+            <w:r>
+              <w:t>St={}</w:t>
+            </w:r>
+          </w:p>
+          <w:p>
+            <w:r>
+              <w:t>St = set()</w:t>
+            </w:r>
+          </w:p>
+        </w:tc>
+        <w:tc>
+          <w:tcPr>
+            <w:tcW w:w="1503" w:type="dxa"/>
+          </w:tcPr>
+          <w:p>
+            <w:r>
+              <w:t xml:space="preserve">Mutable </w:t>
+            </w:r>
+          </w:p>
+        </w:tc>
+        <w:tc>
+          <w:tcPr>
+            <w:tcW w:w="1503" w:type="dxa"/>
+          </w:tcPr>
+          <w:p>
+            <w:r>
+              <w:t>no</w:t>
+            </w:r>
+          </w:p>
+        </w:tc>
+        <w:tc>
+          <w:tcPr>
+            <w:tcW w:w="1503" w:type="dxa"/>
+          </w:tcPr>
+          <w:p>
+            <w:r>
+              <w:t>no</w:t>
+            </w:r>
+          </w:p>
         </w:tc>
         <w:tc>
           <w:tcPr>
@@ -339,25 +403,41 @@
           <w:tcPr>
             <w:tcW w:w="1502" w:type="dxa"/>
           </w:tcPr>
-          <w:p/>
-        </w:tc>
-        <w:tc>
-          <w:tcPr>
-            <w:tcW w:w="1503" w:type="dxa"/>
-          </w:tcPr>
-          <w:p/>
-        </w:tc>
-        <w:tc>
-          <w:tcPr>
-            <w:tcW w:w="1503" w:type="dxa"/>
-          </w:tcPr>
-          <w:p/>
-        </w:tc>
-        <w:tc>
-          <w:tcPr>
-            <w:tcW w:w="1503" w:type="dxa"/>
-          </w:tcPr>
-          <w:p/>
+          <w:p>
+            <w:r>
+              <w:t>Dict = {key: value}</w:t>
+            </w:r>
+          </w:p>
+        </w:tc>
+        <w:tc>
+          <w:tcPr>
+            <w:tcW w:w="1503" w:type="dxa"/>
+          </w:tcPr>
+          <w:p>
+            <w:r>
+              <w:t xml:space="preserve">Mutable </w:t>
+            </w:r>
+          </w:p>
+        </w:tc>
+        <w:tc>
+          <w:tcPr>
+            <w:tcW w:w="1503" w:type="dxa"/>
+          </w:tcPr>
+          <w:p>
+            <w:r>
+              <w:t>yes</w:t>
+            </w:r>
+          </w:p>
+        </w:tc>
+        <w:tc>
+          <w:tcPr>
+            <w:tcW w:w="1503" w:type="dxa"/>
+          </w:tcPr>
+          <w:p>
+            <w:r>
+              <w:t>no</w:t>
+            </w:r>
+          </w:p>
         </w:tc>
         <w:tc>
           <w:tcPr>
@@ -981,6 +1061,7 @@
   <w:style w:type="character" w:default="1" w:styleId="DefaultParagraphFont">
     <w:name w:val="Default Paragraph Font"/>
     <w:uiPriority w:val="1"/>
+    <w:semiHidden/>
     <w:unhideWhenUsed/>
   </w:style>
   <w:style w:type="table" w:default="1" w:styleId="TableNormal">

--- a/Collection types.docx
+++ b/Collection types.docx
@@ -9,12 +9,12 @@
         <w:tblLook w:val="04A0" w:firstRow="1" w:lastRow="0" w:firstColumn="1" w:lastColumn="0" w:noHBand="0" w:noVBand="1"/>
       </w:tblPr>
       <w:tblGrid>
-        <w:gridCol w:w="1345"/>
-        <w:gridCol w:w="2369"/>
-        <w:gridCol w:w="1390"/>
-        <w:gridCol w:w="1271"/>
-        <w:gridCol w:w="1295"/>
-        <w:gridCol w:w="1346"/>
+        <w:gridCol w:w="1265"/>
+        <w:gridCol w:w="2321"/>
+        <w:gridCol w:w="1325"/>
+        <w:gridCol w:w="1167"/>
+        <w:gridCol w:w="1671"/>
+        <w:gridCol w:w="1267"/>
       </w:tblGrid>
       <w:tr>
         <w:tc>
@@ -49,7 +49,15 @@
               <w:t>utable</w:t>
             </w:r>
             <w:r>
-              <w:t xml:space="preserve"> ( can be updated or not? )</w:t>
+              <w:t xml:space="preserve"> </w:t>
+            </w:r>
+            <w:proofErr w:type="gramStart"/>
+            <w:r>
+              <w:t>( can</w:t>
+            </w:r>
+            <w:proofErr w:type="gramEnd"/>
+            <w:r>
+              <w:t xml:space="preserve"> be updated or not? )</w:t>
             </w:r>
           </w:p>
         </w:tc>
@@ -109,7 +117,20 @@
           </w:p>
           <w:p>
             <w:r>
-              <w:t>Company=”luminar”</w:t>
+              <w:t>Company</w:t>
+            </w:r>
+            <w:proofErr w:type="gramStart"/>
+            <w:r>
+              <w:t>=”</w:t>
+            </w:r>
+            <w:proofErr w:type="spellStart"/>
+            <w:r>
+              <w:t>luminar</w:t>
+            </w:r>
+            <w:proofErr w:type="spellEnd"/>
+            <w:proofErr w:type="gramEnd"/>
+            <w:r>
+              <w:t>”</w:t>
             </w:r>
           </w:p>
           <w:p>
@@ -117,7 +138,15 @@
               <w:t xml:space="preserve">Address = </w:t>
             </w:r>
             <w:r>
-              <w:t>“””addresses “””</w:t>
+              <w:t>“</w:t>
+            </w:r>
+            <w:proofErr w:type="gramStart"/>
+            <w:r>
+              <w:t>””addresses</w:t>
+            </w:r>
+            <w:proofErr w:type="gramEnd"/>
+            <w:r>
+              <w:t xml:space="preserve"> “””</w:t>
             </w:r>
           </w:p>
         </w:tc>
@@ -156,18 +185,38 @@
             <w:tcW w:w="1503" w:type="dxa"/>
           </w:tcPr>
           <w:p>
-            <w:r>
-              <w:t>Upper()</w:t>
-            </w:r>
-          </w:p>
-          <w:p>
-            <w:r>
-              <w:t>Casefold()</w:t>
-            </w:r>
-          </w:p>
-          <w:p>
-            <w:r>
-              <w:t>Find()</w:t>
+            <w:proofErr w:type="gramStart"/>
+            <w:r>
+              <w:t>Upper(</w:t>
+            </w:r>
+            <w:proofErr w:type="gramEnd"/>
+            <w:r>
+              <w:t>)</w:t>
+            </w:r>
+          </w:p>
+          <w:p>
+            <w:proofErr w:type="spellStart"/>
+            <w:proofErr w:type="gramStart"/>
+            <w:r>
+              <w:t>Casefold</w:t>
+            </w:r>
+            <w:proofErr w:type="spellEnd"/>
+            <w:r>
+              <w:t>(</w:t>
+            </w:r>
+            <w:proofErr w:type="gramEnd"/>
+            <w:r>
+              <w:t>)</w:t>
+            </w:r>
+          </w:p>
+          <w:p>
+            <w:proofErr w:type="gramStart"/>
+            <w:r>
+              <w:t>Find(</w:t>
+            </w:r>
+            <w:proofErr w:type="gramEnd"/>
+            <w:r>
+              <w:t>)</w:t>
             </w:r>
           </w:p>
           <w:p/>
@@ -189,16 +238,31 @@
             <w:tcW w:w="1502" w:type="dxa"/>
           </w:tcPr>
           <w:p>
+            <w:proofErr w:type="spellStart"/>
             <w:r>
               <w:t>Variable_name</w:t>
             </w:r>
+            <w:proofErr w:type="spellEnd"/>
             <w:r>
               <w:t xml:space="preserve"> = []</w:t>
             </w:r>
           </w:p>
           <w:p>
-            <w:r>
-              <w:t>Lst = list()</w:t>
+            <w:proofErr w:type="spellStart"/>
+            <w:r>
+              <w:t>Lst</w:t>
+            </w:r>
+            <w:proofErr w:type="spellEnd"/>
+            <w:r>
+              <w:t xml:space="preserve"> = </w:t>
+            </w:r>
+            <w:proofErr w:type="gramStart"/>
+            <w:r>
+              <w:t>list(</w:t>
+            </w:r>
+            <w:proofErr w:type="gramEnd"/>
+            <w:r>
+              <w:t>)</w:t>
             </w:r>
           </w:p>
         </w:tc>
@@ -237,23 +301,43 @@
             <w:tcW w:w="1503" w:type="dxa"/>
           </w:tcPr>
           <w:p>
-            <w:r>
-              <w:t>Append()</w:t>
-            </w:r>
-          </w:p>
-          <w:p>
-            <w:r>
-              <w:t>Insert()</w:t>
-            </w:r>
-          </w:p>
-          <w:p>
-            <w:r>
-              <w:t>Remove()</w:t>
-            </w:r>
-          </w:p>
-          <w:p>
-            <w:r>
-              <w:t>Copy()</w:t>
+            <w:proofErr w:type="gramStart"/>
+            <w:r>
+              <w:t>Append(</w:t>
+            </w:r>
+            <w:proofErr w:type="gramEnd"/>
+            <w:r>
+              <w:t>)</w:t>
+            </w:r>
+          </w:p>
+          <w:p>
+            <w:proofErr w:type="gramStart"/>
+            <w:r>
+              <w:t>Insert(</w:t>
+            </w:r>
+            <w:proofErr w:type="gramEnd"/>
+            <w:r>
+              <w:t>)</w:t>
+            </w:r>
+          </w:p>
+          <w:p>
+            <w:proofErr w:type="gramStart"/>
+            <w:r>
+              <w:t>Remove(</w:t>
+            </w:r>
+            <w:proofErr w:type="gramEnd"/>
+            <w:r>
+              <w:t>)</w:t>
+            </w:r>
+          </w:p>
+          <w:p>
+            <w:proofErr w:type="gramStart"/>
+            <w:r>
+              <w:t>Copy(</w:t>
+            </w:r>
+            <w:proofErr w:type="gramEnd"/>
+            <w:r>
+              <w:t>)</w:t>
             </w:r>
           </w:p>
         </w:tc>
@@ -314,13 +398,23 @@
             <w:tcW w:w="1503" w:type="dxa"/>
           </w:tcPr>
           <w:p>
-            <w:r>
-              <w:t>Index()</w:t>
-            </w:r>
-          </w:p>
-          <w:p>
-            <w:r>
-              <w:t>Count()</w:t>
+            <w:proofErr w:type="gramStart"/>
+            <w:r>
+              <w:t>Index(</w:t>
+            </w:r>
+            <w:proofErr w:type="gramEnd"/>
+            <w:r>
+              <w:t>)</w:t>
+            </w:r>
+          </w:p>
+          <w:p>
+            <w:proofErr w:type="gramStart"/>
+            <w:r>
+              <w:t>Count(</w:t>
+            </w:r>
+            <w:proofErr w:type="gramEnd"/>
+            <w:r>
+              <w:t>)</w:t>
             </w:r>
           </w:p>
         </w:tc>
@@ -342,12 +436,28 @@
           </w:tcPr>
           <w:p>
             <w:r>
-              <w:t>St={}</w:t>
-            </w:r>
-          </w:p>
-          <w:p>
-            <w:r>
-              <w:t>St = set()</w:t>
+              <w:t>St</w:t>
+            </w:r>
+            <w:proofErr w:type="gramStart"/>
+            <w:r>
+              <w:t>={</w:t>
+            </w:r>
+            <w:proofErr w:type="gramEnd"/>
+            <w:r>
+              <w:t>}</w:t>
+            </w:r>
+          </w:p>
+          <w:p>
+            <w:r>
+              <w:t xml:space="preserve">St = </w:t>
+            </w:r>
+            <w:proofErr w:type="gramStart"/>
+            <w:r>
+              <w:t>set(</w:t>
+            </w:r>
+            <w:proofErr w:type="gramEnd"/>
+            <w:r>
+              <w:t>)</w:t>
             </w:r>
           </w:p>
         </w:tc>
@@ -404,8 +514,13 @@
             <w:tcW w:w="1502" w:type="dxa"/>
           </w:tcPr>
           <w:p>
-            <w:r>
-              <w:t>Dict = {key: value}</w:t>
+            <w:proofErr w:type="spellStart"/>
+            <w:r>
+              <w:t>Dict</w:t>
+            </w:r>
+            <w:proofErr w:type="spellEnd"/>
+            <w:r>
+              <w:t xml:space="preserve"> = {key: value}</w:t>
             </w:r>
           </w:p>
         </w:tc>
@@ -425,17 +540,27 @@
           </w:tcPr>
           <w:p>
             <w:r>
-              <w:t>yes</w:t>
-            </w:r>
-          </w:p>
-        </w:tc>
-        <w:tc>
-          <w:tcPr>
-            <w:tcW w:w="1503" w:type="dxa"/>
-          </w:tcPr>
-          <w:p>
-            <w:r>
-              <w:t>no</w:t>
+              <w:t>No matter</w:t>
+            </w:r>
+          </w:p>
+        </w:tc>
+        <w:tc>
+          <w:tcPr>
+            <w:tcW w:w="1503" w:type="dxa"/>
+          </w:tcPr>
+          <w:p>
+            <w:r>
+              <w:t> a dictionary </w:t>
+            </w:r>
+            <w:r>
+              <w:rPr>
+                <w:b/>
+                <w:bCs/>
+              </w:rPr>
+              <w:t>can have duplicate values</w:t>
+            </w:r>
+            <w:r>
+              <w:t>, but it cannot have duplicate keys.</w:t>
             </w:r>
           </w:p>
         </w:tc>
@@ -1061,7 +1186,6 @@
   <w:style w:type="character" w:default="1" w:styleId="DefaultParagraphFont">
     <w:name w:val="Default Paragraph Font"/>
     <w:uiPriority w:val="1"/>
-    <w:semiHidden/>
     <w:unhideWhenUsed/>
   </w:style>
   <w:style w:type="table" w:default="1" w:styleId="TableNormal">

--- a/Collection types.docx
+++ b/Collection types.docx
@@ -9,12 +9,12 @@
         <w:tblLook w:val="04A0" w:firstRow="1" w:lastRow="0" w:firstColumn="1" w:lastColumn="0" w:noHBand="0" w:noVBand="1"/>
       </w:tblPr>
       <w:tblGrid>
-        <w:gridCol w:w="1265"/>
-        <w:gridCol w:w="2321"/>
-        <w:gridCol w:w="1325"/>
-        <w:gridCol w:w="1167"/>
-        <w:gridCol w:w="1671"/>
-        <w:gridCol w:w="1267"/>
+        <w:gridCol w:w="1199"/>
+        <w:gridCol w:w="2186"/>
+        <w:gridCol w:w="1253"/>
+        <w:gridCol w:w="1106"/>
+        <w:gridCol w:w="1136"/>
+        <w:gridCol w:w="2136"/>
       </w:tblGrid>
       <w:tr>
         <w:tc>
@@ -49,15 +49,7 @@
               <w:t>utable</w:t>
             </w:r>
             <w:r>
-              <w:t xml:space="preserve"> </w:t>
-            </w:r>
-            <w:proofErr w:type="gramStart"/>
-            <w:r>
-              <w:t>( can</w:t>
-            </w:r>
-            <w:proofErr w:type="gramEnd"/>
-            <w:r>
-              <w:t xml:space="preserve"> be updated or not? )</w:t>
+              <w:t xml:space="preserve"> ( can be updated or not? )</w:t>
             </w:r>
           </w:p>
         </w:tc>
@@ -117,18 +109,13 @@
           </w:p>
           <w:p>
             <w:r>
-              <w:t>Company</w:t>
-            </w:r>
-            <w:proofErr w:type="gramStart"/>
-            <w:r>
-              <w:t>=”</w:t>
+              <w:t>Company=”</w:t>
             </w:r>
             <w:proofErr w:type="spellStart"/>
             <w:r>
               <w:t>luminar</w:t>
             </w:r>
             <w:proofErr w:type="spellEnd"/>
-            <w:proofErr w:type="gramEnd"/>
             <w:r>
               <w:t>”</w:t>
             </w:r>
@@ -138,15 +125,7 @@
               <w:t xml:space="preserve">Address = </w:t>
             </w:r>
             <w:r>
-              <w:t>“</w:t>
-            </w:r>
-            <w:proofErr w:type="gramStart"/>
-            <w:r>
-              <w:t>””addresses</w:t>
-            </w:r>
-            <w:proofErr w:type="gramEnd"/>
-            <w:r>
-              <w:t xml:space="preserve"> “””</w:t>
+              <w:t>“””addresses “””</w:t>
             </w:r>
           </w:p>
         </w:tc>
@@ -185,38 +164,23 @@
             <w:tcW w:w="1503" w:type="dxa"/>
           </w:tcPr>
           <w:p>
-            <w:proofErr w:type="gramStart"/>
-            <w:r>
-              <w:t>Upper(</w:t>
-            </w:r>
-            <w:proofErr w:type="gramEnd"/>
-            <w:r>
-              <w:t>)</w:t>
+            <w:r>
+              <w:t>Upper()</w:t>
             </w:r>
           </w:p>
           <w:p>
             <w:proofErr w:type="spellStart"/>
-            <w:proofErr w:type="gramStart"/>
             <w:r>
               <w:t>Casefold</w:t>
             </w:r>
             <w:proofErr w:type="spellEnd"/>
             <w:r>
-              <w:t>(</w:t>
-            </w:r>
-            <w:proofErr w:type="gramEnd"/>
-            <w:r>
-              <w:t>)</w:t>
-            </w:r>
-          </w:p>
-          <w:p>
-            <w:proofErr w:type="gramStart"/>
-            <w:r>
-              <w:t>Find(</w:t>
-            </w:r>
-            <w:proofErr w:type="gramEnd"/>
-            <w:r>
-              <w:t>)</w:t>
+              <w:t>()</w:t>
+            </w:r>
+          </w:p>
+          <w:p>
+            <w:r>
+              <w:t>Find()</w:t>
             </w:r>
           </w:p>
           <w:p/>
@@ -254,15 +218,7 @@
             </w:r>
             <w:proofErr w:type="spellEnd"/>
             <w:r>
-              <w:t xml:space="preserve"> = </w:t>
-            </w:r>
-            <w:proofErr w:type="gramStart"/>
-            <w:r>
-              <w:t>list(</w:t>
-            </w:r>
-            <w:proofErr w:type="gramEnd"/>
-            <w:r>
-              <w:t>)</w:t>
+              <w:t xml:space="preserve"> = list()</w:t>
             </w:r>
           </w:p>
         </w:tc>
@@ -301,43 +257,23 @@
             <w:tcW w:w="1503" w:type="dxa"/>
           </w:tcPr>
           <w:p>
-            <w:proofErr w:type="gramStart"/>
-            <w:r>
-              <w:t>Append(</w:t>
-            </w:r>
-            <w:proofErr w:type="gramEnd"/>
-            <w:r>
-              <w:t>)</w:t>
-            </w:r>
-          </w:p>
-          <w:p>
-            <w:proofErr w:type="gramStart"/>
-            <w:r>
-              <w:t>Insert(</w:t>
-            </w:r>
-            <w:proofErr w:type="gramEnd"/>
-            <w:r>
-              <w:t>)</w:t>
-            </w:r>
-          </w:p>
-          <w:p>
-            <w:proofErr w:type="gramStart"/>
-            <w:r>
-              <w:t>Remove(</w:t>
-            </w:r>
-            <w:proofErr w:type="gramEnd"/>
-            <w:r>
-              <w:t>)</w:t>
-            </w:r>
-          </w:p>
-          <w:p>
-            <w:proofErr w:type="gramStart"/>
-            <w:r>
-              <w:t>Copy(</w:t>
-            </w:r>
-            <w:proofErr w:type="gramEnd"/>
-            <w:r>
-              <w:t>)</w:t>
+            <w:r>
+              <w:t>Append()</w:t>
+            </w:r>
+          </w:p>
+          <w:p>
+            <w:r>
+              <w:t>Insert()</w:t>
+            </w:r>
+          </w:p>
+          <w:p>
+            <w:r>
+              <w:t>Remove()</w:t>
+            </w:r>
+          </w:p>
+          <w:p>
+            <w:r>
+              <w:t>Copy()</w:t>
             </w:r>
           </w:p>
         </w:tc>
@@ -361,6 +297,15 @@
             <w:r>
               <w:t>Tup = (100,200,300)</w:t>
             </w:r>
+            <w:r>
+              <w:br/>
+              <w:t>tup = ()</w:t>
+            </w:r>
+          </w:p>
+          <w:p>
+            <w:r>
+              <w:t>tup = tuple()</w:t>
+            </w:r>
           </w:p>
         </w:tc>
         <w:tc>
@@ -398,23 +343,13 @@
             <w:tcW w:w="1503" w:type="dxa"/>
           </w:tcPr>
           <w:p>
-            <w:proofErr w:type="gramStart"/>
-            <w:r>
-              <w:t>Index(</w:t>
-            </w:r>
-            <w:proofErr w:type="gramEnd"/>
-            <w:r>
-              <w:t>)</w:t>
-            </w:r>
-          </w:p>
-          <w:p>
-            <w:proofErr w:type="gramStart"/>
-            <w:r>
-              <w:t>Count(</w:t>
-            </w:r>
-            <w:proofErr w:type="gramEnd"/>
-            <w:r>
-              <w:t>)</w:t>
+            <w:r>
+              <w:t>Index()</w:t>
+            </w:r>
+          </w:p>
+          <w:p>
+            <w:r>
+              <w:t>Count()</w:t>
             </w:r>
           </w:p>
         </w:tc>
@@ -436,139 +371,214 @@
           </w:tcPr>
           <w:p>
             <w:r>
-              <w:t>St</w:t>
-            </w:r>
-            <w:proofErr w:type="gramStart"/>
-            <w:r>
-              <w:t>={</w:t>
-            </w:r>
-            <w:proofErr w:type="gramEnd"/>
+              <w:t>St={</w:t>
+            </w:r>
+            <w:r>
+              <w:t>1,2,3</w:t>
+            </w:r>
             <w:r>
               <w:t>}</w:t>
             </w:r>
           </w:p>
           <w:p>
             <w:r>
-              <w:t xml:space="preserve">St = </w:t>
-            </w:r>
-            <w:proofErr w:type="gramStart"/>
-            <w:r>
-              <w:t>set(</w:t>
-            </w:r>
-            <w:proofErr w:type="gramEnd"/>
-            <w:r>
-              <w:t>)</w:t>
-            </w:r>
-          </w:p>
-        </w:tc>
-        <w:tc>
-          <w:tcPr>
-            <w:tcW w:w="1503" w:type="dxa"/>
-          </w:tcPr>
-          <w:p>
-            <w:r>
-              <w:t xml:space="preserve">Mutable </w:t>
-            </w:r>
-          </w:p>
-        </w:tc>
-        <w:tc>
-          <w:tcPr>
-            <w:tcW w:w="1503" w:type="dxa"/>
-          </w:tcPr>
-          <w:p>
-            <w:r>
-              <w:t>no</w:t>
-            </w:r>
-          </w:p>
-        </w:tc>
-        <w:tc>
-          <w:tcPr>
-            <w:tcW w:w="1503" w:type="dxa"/>
-          </w:tcPr>
-          <w:p>
-            <w:r>
-              <w:t>no</w:t>
-            </w:r>
-          </w:p>
-        </w:tc>
-        <w:tc>
-          <w:tcPr>
-            <w:tcW w:w="1503" w:type="dxa"/>
-          </w:tcPr>
+              <w:t>St = set()</w:t>
+            </w:r>
+          </w:p>
           <w:p/>
-        </w:tc>
-      </w:tr>
-      <w:tr>
-        <w:tc>
-          <w:tcPr>
-            <w:tcW w:w="1502" w:type="dxa"/>
-          </w:tcPr>
-          <w:p>
-            <w:r>
-              <w:t xml:space="preserve">Dictionary </w:t>
-            </w:r>
-          </w:p>
-        </w:tc>
-        <w:tc>
-          <w:tcPr>
-            <w:tcW w:w="1502" w:type="dxa"/>
-          </w:tcPr>
-          <w:p>
-            <w:proofErr w:type="spellStart"/>
-            <w:r>
-              <w:t>Dict</w:t>
-            </w:r>
-            <w:proofErr w:type="spellEnd"/>
-            <w:r>
-              <w:t xml:space="preserve"> = {key: value}</w:t>
-            </w:r>
-          </w:p>
-        </w:tc>
-        <w:tc>
-          <w:tcPr>
-            <w:tcW w:w="1503" w:type="dxa"/>
-          </w:tcPr>
-          <w:p>
-            <w:r>
-              <w:t xml:space="preserve">Mutable </w:t>
-            </w:r>
-          </w:p>
-        </w:tc>
-        <w:tc>
-          <w:tcPr>
-            <w:tcW w:w="1503" w:type="dxa"/>
-          </w:tcPr>
-          <w:p>
-            <w:r>
-              <w:t>No matter</w:t>
-            </w:r>
-          </w:p>
-        </w:tc>
-        <w:tc>
-          <w:tcPr>
-            <w:tcW w:w="1503" w:type="dxa"/>
-          </w:tcPr>
-          <w:p>
-            <w:r>
-              <w:t> a dictionary </w:t>
+          <w:p>
+            <w:r>
+              <w:t xml:space="preserve">St = {} is </w:t>
             </w:r>
             <w:r>
               <w:rPr>
                 <w:b/>
                 <w:bCs/>
               </w:rPr>
-              <w:t>can have duplicate values</w:t>
-            </w:r>
-            <w:r>
-              <w:t>, but it cannot have duplicate keys.</w:t>
-            </w:r>
-          </w:p>
-        </w:tc>
-        <w:tc>
-          <w:tcPr>
-            <w:tcW w:w="1503" w:type="dxa"/>
-          </w:tcPr>
+              <w:t>NOT a set</w:t>
+            </w:r>
+          </w:p>
+          <w:p>
+            <w:r>
+              <w:t xml:space="preserve">It creates a </w:t>
+            </w:r>
+            <w:r>
+              <w:rPr>
+                <w:b/>
+                <w:bCs/>
+              </w:rPr>
+              <w:t>dictionary</w:t>
+            </w:r>
+            <w:r>
+              <w:t>.</w:t>
+            </w:r>
+          </w:p>
           <w:p/>
+        </w:tc>
+        <w:tc>
+          <w:tcPr>
+            <w:tcW w:w="1503" w:type="dxa"/>
+          </w:tcPr>
+          <w:p>
+            <w:r>
+              <w:t xml:space="preserve">Mutable </w:t>
+            </w:r>
+          </w:p>
+        </w:tc>
+        <w:tc>
+          <w:tcPr>
+            <w:tcW w:w="1503" w:type="dxa"/>
+          </w:tcPr>
+          <w:p>
+            <w:r>
+              <w:t>no</w:t>
+            </w:r>
+          </w:p>
+        </w:tc>
+        <w:tc>
+          <w:tcPr>
+            <w:tcW w:w="1503" w:type="dxa"/>
+          </w:tcPr>
+          <w:p>
+            <w:r>
+              <w:t>no</w:t>
+            </w:r>
+          </w:p>
+        </w:tc>
+        <w:tc>
+          <w:tcPr>
+            <w:tcW w:w="1503" w:type="dxa"/>
+          </w:tcPr>
+          <w:p>
+            <w:pPr>
+              <w:numPr>
+                <w:ilvl w:val="0"/>
+                <w:numId w:val="1"/>
+              </w:numPr>
+            </w:pPr>
+            <w:r>
+              <w:t>intersection()</w:t>
+            </w:r>
+          </w:p>
+          <w:p>
+            <w:pPr>
+              <w:numPr>
+                <w:ilvl w:val="0"/>
+                <w:numId w:val="1"/>
+              </w:numPr>
+            </w:pPr>
+            <w:r>
+              <w:t>difference()</w:t>
+            </w:r>
+          </w:p>
+          <w:p>
+            <w:pPr>
+              <w:numPr>
+                <w:ilvl w:val="0"/>
+                <w:numId w:val="1"/>
+              </w:numPr>
+            </w:pPr>
+            <w:r>
+              <w:t>update()</w:t>
+            </w:r>
+          </w:p>
+          <w:p>
+            <w:pPr>
+              <w:numPr>
+                <w:ilvl w:val="0"/>
+                <w:numId w:val="1"/>
+              </w:numPr>
+            </w:pPr>
+            <w:r>
+              <w:t>pop()</w:t>
+            </w:r>
+          </w:p>
+          <w:p/>
+        </w:tc>
+      </w:tr>
+      <w:tr>
+        <w:tc>
+          <w:tcPr>
+            <w:tcW w:w="1502" w:type="dxa"/>
+          </w:tcPr>
+          <w:p>
+            <w:r>
+              <w:t xml:space="preserve">Dictionary </w:t>
+            </w:r>
+          </w:p>
+        </w:tc>
+        <w:tc>
+          <w:tcPr>
+            <w:tcW w:w="1502" w:type="dxa"/>
+          </w:tcPr>
+          <w:p>
+            <w:proofErr w:type="spellStart"/>
+            <w:r>
+              <w:t>Dict</w:t>
+            </w:r>
+            <w:proofErr w:type="spellEnd"/>
+            <w:r>
+              <w:t xml:space="preserve"> = {key: value}</w:t>
+            </w:r>
+          </w:p>
+          <w:p>
+            <w:r>
+              <w:t xml:space="preserve">dictionary = </w:t>
+            </w:r>
+            <w:proofErr w:type="spellStart"/>
+            <w:r>
+              <w:t>dict</w:t>
+            </w:r>
+            <w:proofErr w:type="spellEnd"/>
+            <w:r>
+              <w:t>()</w:t>
+            </w:r>
+          </w:p>
+          <w:p/>
+        </w:tc>
+        <w:tc>
+          <w:tcPr>
+            <w:tcW w:w="1503" w:type="dxa"/>
+          </w:tcPr>
+          <w:p>
+            <w:r>
+              <w:t xml:space="preserve">Mutable </w:t>
+            </w:r>
+          </w:p>
+        </w:tc>
+        <w:tc>
+          <w:tcPr>
+            <w:tcW w:w="1503" w:type="dxa"/>
+          </w:tcPr>
+          <w:p>
+            <w:r>
+              <w:t>Yes</w:t>
+            </w:r>
+          </w:p>
+        </w:tc>
+        <w:tc>
+          <w:tcPr>
+            <w:tcW w:w="1503" w:type="dxa"/>
+          </w:tcPr>
+          <w:p>
+            <w:r>
+              <w:t>Key = no</w:t>
+            </w:r>
+            <w:r>
+              <w:br/>
+              <w:t>Value = yes</w:t>
+            </w:r>
+          </w:p>
+        </w:tc>
+        <w:tc>
+          <w:tcPr>
+            <w:tcW w:w="1503" w:type="dxa"/>
+          </w:tcPr>
+          <w:p>
+            <w:r>
+              <w:t>get(), keys(), values(), items()</w:t>
+            </w:r>
+          </w:p>
         </w:tc>
       </w:tr>
     </w:tbl>
@@ -581,6 +591,163 @@
     </w:sectPr>
   </w:body>
 </w:document>
+</file>
+
+<file path=word/numbering.xml><?xml version="1.0" encoding="utf-8"?>
+<w:numbering xmlns:wpc="http://schemas.microsoft.com/office/word/2010/wordprocessingCanvas" xmlns:cx="http://schemas.microsoft.com/office/drawing/2014/chartex" xmlns:cx1="http://schemas.microsoft.com/office/drawing/2015/9/8/chartex" xmlns:cx2="http://schemas.microsoft.com/office/drawing/2015/10/21/chartex" xmlns:cx3="http://schemas.microsoft.com/office/drawing/2016/5/9/chartex" xmlns:cx4="http://schemas.microsoft.com/office/drawing/2016/5/10/chartex" xmlns:cx5="http://schemas.microsoft.com/office/drawing/2016/5/11/chartex" xmlns:cx6="http://schemas.microsoft.com/office/drawing/2016/5/12/chartex" xmlns:cx7="http://schemas.microsoft.com/office/drawing/2016/5/13/chartex" xmlns:cx8="http://schemas.microsoft.com/office/drawing/2016/5/14/chartex" xmlns:mc="http://schemas.openxmlformats.org/markup-compatibility/2006" xmlns:aink="http://schemas.microsoft.com/office/drawing/2016/ink" xmlns:am3d="http://schemas.microsoft.com/office/drawing/2017/model3d" xmlns:o="urn:schemas-microsoft-com:office:office" xmlns:oel="http://schemas.microsoft.com/office/2019/extlst" xmlns:r="http://schemas.openxmlformats.org/officeDocument/2006/relationships" xmlns:m="http://schemas.openxmlformats.org/officeDocument/2006/math" xmlns:v="urn:schemas-microsoft-com:vml" xmlns:wp14="http://schemas.microsoft.com/office/word/2010/wordprocessingDrawing" xmlns:wp="http://schemas.openxmlformats.org/drawingml/2006/wordprocessingDrawing" xmlns:w10="urn:schemas-microsoft-com:office:word" xmlns:w="http://schemas.openxmlformats.org/wordprocessingml/2006/main" xmlns:w14="http://schemas.microsoft.com/office/word/2010/wordml" xmlns:w15="http://schemas.microsoft.com/office/word/2012/wordml" xmlns:w16cex="http://schemas.microsoft.com/office/word/2018/wordml/cex" xmlns:w16cid="http://schemas.microsoft.com/office/word/2016/wordml/cid" xmlns:w16="http://schemas.microsoft.com/office/word/2018/wordml" xmlns:w16du="http://schemas.microsoft.com/office/word/2023/wordml/word16du" xmlns:w16sdtdh="http://schemas.microsoft.com/office/word/2020/wordml/sdtdatahash" xmlns:w16sdtfl="http://schemas.microsoft.com/office/word/2024/wordml/sdtformatlock" xmlns:w16se="http://schemas.microsoft.com/office/word/2015/wordml/symex" xmlns:wpg="http://schemas.microsoft.com/office/word/2010/wordprocessingGroup" xmlns:wpi="http://schemas.microsoft.com/office/word/2010/wordprocessingInk" xmlns:wne="http://schemas.microsoft.com/office/word/2006/wordml" xmlns:wps="http://schemas.microsoft.com/office/word/2010/wordprocessingShape" mc:Ignorable="w14 w15 w16se w16cid w16 w16cex w16sdtdh w16sdtfl w16du wp14">
+  <w:abstractNum w:abstractNumId="0" w15:restartNumberingAfterBreak="0">
+    <w:nsid w:val="4B9F5355"/>
+    <w:multiLevelType w:val="multilevel"/>
+    <w:tmpl w:val="5CB871D8"/>
+    <w:lvl w:ilvl="0">
+      <w:start w:val="1"/>
+      <w:numFmt w:val="bullet"/>
+      <w:lvlText w:val=""/>
+      <w:lvlJc w:val="left"/>
+      <w:pPr>
+        <w:tabs>
+          <w:tab w:val="num" w:pos="720"/>
+        </w:tabs>
+        <w:ind w:left="720" w:hanging="360"/>
+      </w:pPr>
+      <w:rPr>
+        <w:rFonts w:ascii="Symbol" w:hAnsi="Symbol" w:hint="default"/>
+        <w:sz w:val="20"/>
+      </w:rPr>
+    </w:lvl>
+    <w:lvl w:ilvl="1" w:tentative="1">
+      <w:start w:val="1"/>
+      <w:numFmt w:val="bullet"/>
+      <w:lvlText w:val="o"/>
+      <w:lvlJc w:val="left"/>
+      <w:pPr>
+        <w:tabs>
+          <w:tab w:val="num" w:pos="1440"/>
+        </w:tabs>
+        <w:ind w:left="1440" w:hanging="360"/>
+      </w:pPr>
+      <w:rPr>
+        <w:rFonts w:ascii="Courier New" w:hAnsi="Courier New" w:hint="default"/>
+        <w:sz w:val="20"/>
+      </w:rPr>
+    </w:lvl>
+    <w:lvl w:ilvl="2" w:tentative="1">
+      <w:start w:val="1"/>
+      <w:numFmt w:val="bullet"/>
+      <w:lvlText w:val=""/>
+      <w:lvlJc w:val="left"/>
+      <w:pPr>
+        <w:tabs>
+          <w:tab w:val="num" w:pos="2160"/>
+        </w:tabs>
+        <w:ind w:left="2160" w:hanging="360"/>
+      </w:pPr>
+      <w:rPr>
+        <w:rFonts w:ascii="Wingdings" w:hAnsi="Wingdings" w:hint="default"/>
+        <w:sz w:val="20"/>
+      </w:rPr>
+    </w:lvl>
+    <w:lvl w:ilvl="3" w:tentative="1">
+      <w:start w:val="1"/>
+      <w:numFmt w:val="bullet"/>
+      <w:lvlText w:val=""/>
+      <w:lvlJc w:val="left"/>
+      <w:pPr>
+        <w:tabs>
+          <w:tab w:val="num" w:pos="2880"/>
+        </w:tabs>
+        <w:ind w:left="2880" w:hanging="360"/>
+      </w:pPr>
+      <w:rPr>
+        <w:rFonts w:ascii="Wingdings" w:hAnsi="Wingdings" w:hint="default"/>
+        <w:sz w:val="20"/>
+      </w:rPr>
+    </w:lvl>
+    <w:lvl w:ilvl="4" w:tentative="1">
+      <w:start w:val="1"/>
+      <w:numFmt w:val="bullet"/>
+      <w:lvlText w:val=""/>
+      <w:lvlJc w:val="left"/>
+      <w:pPr>
+        <w:tabs>
+          <w:tab w:val="num" w:pos="3600"/>
+        </w:tabs>
+        <w:ind w:left="3600" w:hanging="360"/>
+      </w:pPr>
+      <w:rPr>
+        <w:rFonts w:ascii="Wingdings" w:hAnsi="Wingdings" w:hint="default"/>
+        <w:sz w:val="20"/>
+      </w:rPr>
+    </w:lvl>
+    <w:lvl w:ilvl="5" w:tentative="1">
+      <w:start w:val="1"/>
+      <w:numFmt w:val="bullet"/>
+      <w:lvlText w:val=""/>
+      <w:lvlJc w:val="left"/>
+      <w:pPr>
+        <w:tabs>
+          <w:tab w:val="num" w:pos="4320"/>
+        </w:tabs>
+        <w:ind w:left="4320" w:hanging="360"/>
+      </w:pPr>
+      <w:rPr>
+        <w:rFonts w:ascii="Wingdings" w:hAnsi="Wingdings" w:hint="default"/>
+        <w:sz w:val="20"/>
+      </w:rPr>
+    </w:lvl>
+    <w:lvl w:ilvl="6" w:tentative="1">
+      <w:start w:val="1"/>
+      <w:numFmt w:val="bullet"/>
+      <w:lvlText w:val=""/>
+      <w:lvlJc w:val="left"/>
+      <w:pPr>
+        <w:tabs>
+          <w:tab w:val="num" w:pos="5040"/>
+        </w:tabs>
+        <w:ind w:left="5040" w:hanging="360"/>
+      </w:pPr>
+      <w:rPr>
+        <w:rFonts w:ascii="Wingdings" w:hAnsi="Wingdings" w:hint="default"/>
+        <w:sz w:val="20"/>
+      </w:rPr>
+    </w:lvl>
+    <w:lvl w:ilvl="7" w:tentative="1">
+      <w:start w:val="1"/>
+      <w:numFmt w:val="bullet"/>
+      <w:lvlText w:val=""/>
+      <w:lvlJc w:val="left"/>
+      <w:pPr>
+        <w:tabs>
+          <w:tab w:val="num" w:pos="5760"/>
+        </w:tabs>
+        <w:ind w:left="5760" w:hanging="360"/>
+      </w:pPr>
+      <w:rPr>
+        <w:rFonts w:ascii="Wingdings" w:hAnsi="Wingdings" w:hint="default"/>
+        <w:sz w:val="20"/>
+      </w:rPr>
+    </w:lvl>
+    <w:lvl w:ilvl="8" w:tentative="1">
+      <w:start w:val="1"/>
+      <w:numFmt w:val="bullet"/>
+      <w:lvlText w:val=""/>
+      <w:lvlJc w:val="left"/>
+      <w:pPr>
+        <w:tabs>
+          <w:tab w:val="num" w:pos="6480"/>
+        </w:tabs>
+        <w:ind w:left="6480" w:hanging="360"/>
+      </w:pPr>
+      <w:rPr>
+        <w:rFonts w:ascii="Wingdings" w:hAnsi="Wingdings" w:hint="default"/>
+        <w:sz w:val="20"/>
+      </w:rPr>
+    </w:lvl>
+  </w:abstractNum>
+  <w:num w:numId="1" w16cid:durableId="65537741">
+    <w:abstractNumId w:val="0"/>
+  </w:num>
+</w:numbering>
 </file>
 
 <file path=word/styles.xml><?xml version="1.0" encoding="utf-8"?>
